--- a/static/assets/Sam_Skurikhin_Resume.docx
+++ b/static/assets/Sam_Skurikhin_Resume.docx
@@ -1,6 +1,6 @@
 
 <file path=word/document.xml><?xml version="1.0" encoding="utf-8"?>
-<w:document xmlns:wpc="http://schemas.microsoft.com/office/word/2010/wordprocessingCanvas" xmlns:cx="http://schemas.microsoft.com/office/drawing/2014/chartex" xmlns:cx1="http://schemas.microsoft.com/office/drawing/2015/9/8/chartex" xmlns:cx2="http://schemas.microsoft.com/office/drawing/2015/10/21/chartex" xmlns:cx3="http://schemas.microsoft.com/office/drawing/2016/5/9/chartex" xmlns:cx4="http://schemas.microsoft.com/office/drawing/2016/5/10/chartex" xmlns:cx5="http://schemas.microsoft.com/office/drawing/2016/5/11/chartex" xmlns:cx6="http://schemas.microsoft.com/office/drawing/2016/5/12/chartex" xmlns:cx7="http://schemas.microsoft.com/office/drawing/2016/5/13/chartex" xmlns:cx8="http://schemas.microsoft.com/office/drawing/2016/5/14/chartex" xmlns:mc="http://schemas.openxmlformats.org/markup-compatibility/2006" xmlns:aink="http://schemas.microsoft.com/office/drawing/2016/ink" xmlns:am3d="http://schemas.microsoft.com/office/drawing/2017/model3d" xmlns:o="urn:schemas-microsoft-com:office:office" xmlns:oel="http://schemas.microsoft.com/office/2019/extlst" xmlns:r="http://schemas.openxmlformats.org/officeDocument/2006/relationships" xmlns:m="http://schemas.openxmlformats.org/officeDocument/2006/math" xmlns:v="urn:schemas-microsoft-com:vml" xmlns:wp14="http://schemas.microsoft.com/office/word/2010/wordprocessingDrawing" xmlns:wp="http://schemas.openxmlformats.org/drawingml/2006/wordprocessingDrawing" xmlns:w10="urn:schemas-microsoft-com:office:word" xmlns:w="http://schemas.openxmlformats.org/wordprocessingml/2006/main" xmlns:w14="http://schemas.microsoft.com/office/word/2010/wordml" xmlns:w15="http://schemas.microsoft.com/office/word/2012/wordml" xmlns:w16cex="http://schemas.microsoft.com/office/word/2018/wordml/cex" xmlns:w16cid="http://schemas.microsoft.com/office/word/2016/wordml/cid" xmlns:w16="http://schemas.microsoft.com/office/word/2018/wordml" xmlns:w16du="http://schemas.microsoft.com/office/word/2023/wordml/word16du" xmlns:w16sdtdh="http://schemas.microsoft.com/office/word/2020/wordml/sdtdatahash" xmlns:w16se="http://schemas.microsoft.com/office/word/2015/wordml/symex" xmlns:wpg="http://schemas.microsoft.com/office/word/2010/wordprocessingGroup" xmlns:wpi="http://schemas.microsoft.com/office/word/2010/wordprocessingInk" xmlns:wne="http://schemas.microsoft.com/office/word/2006/wordml" xmlns:wps="http://schemas.microsoft.com/office/word/2010/wordprocessingShape" mc:Ignorable="w14 w15 w16se w16cid w16 w16cex w16sdtdh w16du wp14">
+<w:document xmlns:wpc="http://schemas.microsoft.com/office/word/2010/wordprocessingCanvas" xmlns:cx="http://schemas.microsoft.com/office/drawing/2014/chartex" xmlns:cx1="http://schemas.microsoft.com/office/drawing/2015/9/8/chartex" xmlns:cx2="http://schemas.microsoft.com/office/drawing/2015/10/21/chartex" xmlns:cx3="http://schemas.microsoft.com/office/drawing/2016/5/9/chartex" xmlns:cx4="http://schemas.microsoft.com/office/drawing/2016/5/10/chartex" xmlns:cx5="http://schemas.microsoft.com/office/drawing/2016/5/11/chartex" xmlns:cx6="http://schemas.microsoft.com/office/drawing/2016/5/12/chartex" xmlns:cx7="http://schemas.microsoft.com/office/drawing/2016/5/13/chartex" xmlns:cx8="http://schemas.microsoft.com/office/drawing/2016/5/14/chartex" xmlns:mc="http://schemas.openxmlformats.org/markup-compatibility/2006" xmlns:aink="http://schemas.microsoft.com/office/drawing/2016/ink" xmlns:am3d="http://schemas.microsoft.com/office/drawing/2017/model3d" xmlns:o="urn:schemas-microsoft-com:office:office" xmlns:oel="http://schemas.microsoft.com/office/2019/extlst" xmlns:r="http://schemas.openxmlformats.org/officeDocument/2006/relationships" xmlns:m="http://schemas.openxmlformats.org/officeDocument/2006/math" xmlns:v="urn:schemas-microsoft-com:vml" xmlns:wp14="http://schemas.microsoft.com/office/word/2010/wordprocessingDrawing" xmlns:wp="http://schemas.openxmlformats.org/drawingml/2006/wordprocessingDrawing" xmlns:w10="urn:schemas-microsoft-com:office:word" xmlns:w="http://schemas.openxmlformats.org/wordprocessingml/2006/main" xmlns:w14="http://schemas.microsoft.com/office/word/2010/wordml" xmlns:w15="http://schemas.microsoft.com/office/word/2012/wordml" xmlns:w16cex="http://schemas.microsoft.com/office/word/2018/wordml/cex" xmlns:w16cid="http://schemas.microsoft.com/office/word/2016/wordml/cid" xmlns:w16="http://schemas.microsoft.com/office/word/2018/wordml" xmlns:w16du="http://schemas.microsoft.com/office/word/2023/wordml/word16du" xmlns:w16sdtdh="http://schemas.microsoft.com/office/word/2020/wordml/sdtdatahash" xmlns:w16sdtfl="http://schemas.microsoft.com/office/word/2024/wordml/sdtformatlock" xmlns:w16se="http://schemas.microsoft.com/office/word/2015/wordml/symex" xmlns:wpg="http://schemas.microsoft.com/office/word/2010/wordprocessingGroup" xmlns:wpi="http://schemas.microsoft.com/office/word/2010/wordprocessingInk" xmlns:wne="http://schemas.microsoft.com/office/word/2006/wordml" xmlns:wps="http://schemas.microsoft.com/office/word/2010/wordprocessingShape" mc:Ignorable="w14 w15 w16se w16cid w16 w16cex w16sdtdh w16sdtfl w16du wp14">
   <w:body>
     <w:tbl>
       <w:tblPr>
@@ -98,6 +98,8 @@
               <w:rPr>
                 <w:rStyle w:val="left-box"/>
                 <w:rFonts w:ascii="Georgia" w:eastAsia="Georgia" w:hAnsi="Georgia" w:cs="Georgia"/>
+                <w:b/>
+                <w:bCs/>
                 <w:color w:val="4A4A4A"/>
                 <w:sz w:val="18"/>
                 <w:szCs w:val="18"/>
@@ -107,11 +109,25 @@
               <w:rPr>
                 <w:rStyle w:val="left-box"/>
                 <w:rFonts w:ascii="Georgia" w:eastAsia="Georgia" w:hAnsi="Georgia" w:cs="Georgia"/>
+                <w:b/>
+                <w:bCs/>
                 <w:color w:val="4A4A4A"/>
                 <w:sz w:val="18"/>
                 <w:szCs w:val="18"/>
               </w:rPr>
               <w:t> </w:t>
+            </w:r>
+            <w:r>
+              <w:rPr>
+                <w:rStyle w:val="left-box"/>
+                <w:rFonts w:ascii="Georgia" w:eastAsia="Georgia" w:hAnsi="Georgia" w:cs="Georgia"/>
+                <w:b/>
+                <w:bCs/>
+                <w:color w:val="4A4A4A"/>
+                <w:sz w:val="18"/>
+                <w:szCs w:val="18"/>
+              </w:rPr>
+              <w:t xml:space="preserve"> </w:t>
             </w:r>
           </w:p>
         </w:tc>
@@ -262,7 +278,27 @@
                 <w:sz w:val="18"/>
                 <w:szCs w:val="18"/>
               </w:rPr>
-              <w:t>+41 79 872 40 88</w:t>
+              <w:t>+</w:t>
+            </w:r>
+            <w:r>
+              <w:rPr>
+                <w:rStyle w:val="divaddresstxtBoldfield"/>
+                <w:rFonts w:ascii="Georgia" w:eastAsia="Georgia" w:hAnsi="Georgia" w:cs="Georgia"/>
+                <w:color w:val="4A4A4A"/>
+                <w:sz w:val="18"/>
+                <w:szCs w:val="18"/>
+              </w:rPr>
+              <w:t>381611141643</w:t>
+            </w:r>
+            <w:r>
+              <w:rPr>
+                <w:rStyle w:val="divaddresstxtBoldfield"/>
+                <w:rFonts w:ascii="Georgia" w:eastAsia="Georgia" w:hAnsi="Georgia" w:cs="Georgia"/>
+                <w:color w:val="4A4A4A"/>
+                <w:sz w:val="18"/>
+                <w:szCs w:val="18"/>
+              </w:rPr>
+              <w:t xml:space="preserve"> / +41798724088</w:t>
             </w:r>
           </w:p>
           <w:p>
@@ -326,7 +362,7 @@
           <w:p>
             <w:pPr>
               <w:pStyle w:val="div"/>
-              <w:spacing w:line="260" w:lineRule="atLeast"/>
+              <w:spacing w:line="700" w:lineRule="exact"/>
               <w:rPr>
                 <w:rStyle w:val="right-box"/>
                 <w:rFonts w:ascii="Georgia" w:eastAsia="Georgia" w:hAnsi="Georgia" w:cs="Georgia"/>
@@ -337,17 +373,17 @@
             </w:pPr>
             <w:r>
               <w:rPr>
-                <w:rStyle w:val="documenttxtBold"/>
-                <w:rFonts w:ascii="Georgia" w:eastAsia="Georgia" w:hAnsi="Georgia" w:cs="Georgia"/>
-                <w:color w:val="4A4A4A"/>
-                <w:sz w:val="18"/>
-                <w:szCs w:val="18"/>
-              </w:rPr>
-              <w:t>A</w:t>
-            </w:r>
-            <w:r>
-              <w:rPr>
-                <w:rStyle w:val="documentbeforecolonspace"/>
+                <w:rStyle w:val="right-box"/>
+                <w:rFonts w:ascii="Georgia" w:eastAsia="Georgia" w:hAnsi="Georgia" w:cs="Georgia"/>
+                <w:color w:val="4A4A4A"/>
+                <w:sz w:val="18"/>
+                <w:szCs w:val="18"/>
+              </w:rPr>
+              <w:t> </w:t>
+            </w:r>
+            <w:r>
+              <w:rPr>
+                <w:rStyle w:val="left-box"/>
                 <w:rFonts w:ascii="Georgia" w:eastAsia="Georgia" w:hAnsi="Georgia" w:cs="Georgia"/>
                 <w:b/>
                 <w:bCs/>
@@ -355,50 +391,31 @@
                 <w:sz w:val="18"/>
                 <w:szCs w:val="18"/>
               </w:rPr>
+              <w:t xml:space="preserve">Nationality: </w:t>
+            </w:r>
+            <w:r>
+              <w:rPr>
+                <w:rStyle w:val="left-box"/>
+                <w:rFonts w:ascii="Georgia" w:eastAsia="Georgia" w:hAnsi="Georgia" w:cs="Georgia"/>
+                <w:b/>
+                <w:bCs/>
+                <w:color w:val="4A4A4A"/>
+                <w:sz w:val="18"/>
+                <w:szCs w:val="18"/>
+              </w:rPr>
               <w:t xml:space="preserve"> </w:t>
             </w:r>
             <w:r>
               <w:rPr>
-                <w:rStyle w:val="documenttxtBold"/>
-                <w:rFonts w:ascii="Georgia" w:eastAsia="Georgia" w:hAnsi="Georgia" w:cs="Georgia"/>
-                <w:color w:val="4A4A4A"/>
-                <w:sz w:val="18"/>
-                <w:szCs w:val="18"/>
-              </w:rPr>
-              <w:t>:  </w:t>
-            </w:r>
-            <w:r>
-              <w:rPr>
-                <w:rStyle w:val="span"/>
-                <w:rFonts w:ascii="Georgia" w:eastAsia="Georgia" w:hAnsi="Georgia" w:cs="Georgia"/>
-                <w:color w:val="4A4A4A"/>
-                <w:sz w:val="18"/>
-                <w:szCs w:val="18"/>
-              </w:rPr>
-              <w:t>7000, Chur Switzerland</w:t>
-            </w:r>
-          </w:p>
-          <w:p>
-            <w:pPr>
-              <w:pStyle w:val="div"/>
-              <w:spacing w:line="700" w:lineRule="exact"/>
-              <w:rPr>
-                <w:rStyle w:val="right-box"/>
-                <w:rFonts w:ascii="Georgia" w:eastAsia="Georgia" w:hAnsi="Georgia" w:cs="Georgia"/>
-                <w:color w:val="4A4A4A"/>
-                <w:sz w:val="18"/>
-                <w:szCs w:val="18"/>
-              </w:rPr>
-            </w:pPr>
-            <w:r>
-              <w:rPr>
-                <w:rStyle w:val="right-box"/>
-                <w:rFonts w:ascii="Georgia" w:eastAsia="Georgia" w:hAnsi="Georgia" w:cs="Georgia"/>
-                <w:color w:val="4A4A4A"/>
-                <w:sz w:val="18"/>
-                <w:szCs w:val="18"/>
-              </w:rPr>
-              <w:t> </w:t>
+                <w:rStyle w:val="left-box"/>
+                <w:rFonts w:ascii="Georgia" w:eastAsia="Georgia" w:hAnsi="Georgia" w:cs="Georgia"/>
+                <w:b/>
+                <w:bCs/>
+                <w:color w:val="4A4A4A"/>
+                <w:sz w:val="18"/>
+                <w:szCs w:val="18"/>
+              </w:rPr>
+              <w:t>Swiss</w:t>
             </w:r>
           </w:p>
         </w:tc>
@@ -591,13 +608,50 @@
             </w:pPr>
             <w:r>
               <w:rPr>
-                <w:rStyle w:val="left-box"/>
-                <w:rFonts w:ascii="Georgia" w:eastAsia="Georgia" w:hAnsi="Georgia" w:cs="Georgia"/>
-                <w:color w:val="4A4A4A"/>
-                <w:sz w:val="18"/>
-                <w:szCs w:val="18"/>
-              </w:rPr>
-              <w:t>A bachelor graduate previously focused on working with web technologies and automated web testing. Knowledge and experience driven, dedicated to learn and adapt depending on the environment. Possessing a passion to continue the educational process based on the working cases. Flexible in terms of individual/team work, easy going, with sense of humor.</w:t>
+                <w:rFonts w:ascii="Georgia" w:eastAsia="Georgia" w:hAnsi="Georgia" w:cs="Georgia"/>
+                <w:color w:val="4A4A4A"/>
+                <w:sz w:val="18"/>
+                <w:szCs w:val="18"/>
+              </w:rPr>
+              <w:t xml:space="preserve">Results-driven Test Engineer with </w:t>
+            </w:r>
+            <w:r>
+              <w:rPr>
+                <w:rFonts w:ascii="Georgia" w:eastAsia="Georgia" w:hAnsi="Georgia" w:cs="Georgia"/>
+                <w:color w:val="4A4A4A"/>
+                <w:sz w:val="18"/>
+                <w:szCs w:val="18"/>
+              </w:rPr>
+              <w:t>4</w:t>
+            </w:r>
+            <w:r>
+              <w:rPr>
+                <w:rFonts w:ascii="Georgia" w:eastAsia="Georgia" w:hAnsi="Georgia" w:cs="Georgia"/>
+                <w:color w:val="4A4A4A"/>
+                <w:sz w:val="18"/>
+                <w:szCs w:val="18"/>
+              </w:rPr>
+              <w:t xml:space="preserve"> years of experience in manual and automation testing across multiple industries. Proven track record in ensuring system reliability and performance for high-profile projects. Extensive experience working remotely, delivering quality results for international companies like Meta, Huawei, and </w:t>
+            </w:r>
+            <w:proofErr w:type="spellStart"/>
+            <w:r>
+              <w:rPr>
+                <w:rFonts w:ascii="Georgia" w:eastAsia="Georgia" w:hAnsi="Georgia" w:cs="Georgia"/>
+                <w:color w:val="4A4A4A"/>
+                <w:sz w:val="18"/>
+                <w:szCs w:val="18"/>
+              </w:rPr>
+              <w:t>Coinless.tips</w:t>
+            </w:r>
+            <w:proofErr w:type="spellEnd"/>
+            <w:r>
+              <w:rPr>
+                <w:rFonts w:ascii="Georgia" w:eastAsia="Georgia" w:hAnsi="Georgia" w:cs="Georgia"/>
+                <w:color w:val="4A4A4A"/>
+                <w:sz w:val="18"/>
+                <w:szCs w:val="18"/>
+              </w:rPr>
+              <w:t>. Skilled in Python, Selenium, and backend testing with a strong focus on automation and QA best practices.</w:t>
             </w:r>
           </w:p>
           <w:tbl>
@@ -696,6 +750,7 @@
                 <w:szCs w:val="18"/>
               </w:rPr>
             </w:pPr>
+            <w:proofErr w:type="spellStart"/>
             <w:r>
               <w:rPr>
                 <w:rStyle w:val="documenttxtBold"/>
@@ -706,6 +761,7 @@
               </w:rPr>
               <w:t>Coinless.tips</w:t>
             </w:r>
+            <w:proofErr w:type="spellEnd"/>
             <w:r>
               <w:rPr>
                 <w:rStyle w:val="singlecolumnspanpaddedlinenth-child1"/>
@@ -809,7 +865,57 @@
                 <w:sz w:val="18"/>
                 <w:szCs w:val="18"/>
               </w:rPr>
-              <w:t>02/2024 - 05/2024</w:t>
+              <w:t>10</w:t>
+            </w:r>
+            <w:r>
+              <w:rPr>
+                <w:rStyle w:val="span"/>
+                <w:rFonts w:ascii="Georgia" w:eastAsia="Georgia" w:hAnsi="Georgia" w:cs="Georgia"/>
+                <w:color w:val="4A4A4A"/>
+                <w:sz w:val="18"/>
+                <w:szCs w:val="18"/>
+              </w:rPr>
+              <w:t>/202</w:t>
+            </w:r>
+            <w:r>
+              <w:rPr>
+                <w:rStyle w:val="span"/>
+                <w:rFonts w:ascii="Georgia" w:eastAsia="Georgia" w:hAnsi="Georgia" w:cs="Georgia"/>
+                <w:color w:val="4A4A4A"/>
+                <w:sz w:val="18"/>
+                <w:szCs w:val="18"/>
+              </w:rPr>
+              <w:t>2</w:t>
+            </w:r>
+            <w:r>
+              <w:rPr>
+                <w:rStyle w:val="span"/>
+                <w:rFonts w:ascii="Georgia" w:eastAsia="Georgia" w:hAnsi="Georgia" w:cs="Georgia"/>
+                <w:color w:val="4A4A4A"/>
+                <w:sz w:val="18"/>
+                <w:szCs w:val="18"/>
+              </w:rPr>
+              <w:t xml:space="preserve"> - </w:t>
+            </w:r>
+            <w:r>
+              <w:rPr>
+                <w:rStyle w:val="span"/>
+                <w:rFonts w:ascii="Georgia" w:eastAsia="Georgia" w:hAnsi="Georgia" w:cs="Georgia"/>
+                <w:color w:val="4A4A4A"/>
+                <w:sz w:val="18"/>
+                <w:szCs w:val="18"/>
+              </w:rPr>
+              <w:t>11</w:t>
+            </w:r>
+            <w:r>
+              <w:rPr>
+                <w:rStyle w:val="span"/>
+                <w:rFonts w:ascii="Georgia" w:eastAsia="Georgia" w:hAnsi="Georgia" w:cs="Georgia"/>
+                <w:color w:val="4A4A4A"/>
+                <w:sz w:val="18"/>
+                <w:szCs w:val="18"/>
+              </w:rPr>
+              <w:t>/2024</w:t>
             </w:r>
             <w:r>
               <w:rPr>
@@ -1034,7 +1140,27 @@
                 <w:sz w:val="18"/>
                 <w:szCs w:val="18"/>
               </w:rPr>
-              <w:t>08/2023 - 01/2024</w:t>
+              <w:t>08/2023 - 0</w:t>
+            </w:r>
+            <w:r>
+              <w:rPr>
+                <w:rStyle w:val="span"/>
+                <w:rFonts w:ascii="Georgia" w:eastAsia="Georgia" w:hAnsi="Georgia" w:cs="Georgia"/>
+                <w:color w:val="4A4A4A"/>
+                <w:sz w:val="18"/>
+                <w:szCs w:val="18"/>
+              </w:rPr>
+              <w:t>4</w:t>
+            </w:r>
+            <w:r>
+              <w:rPr>
+                <w:rStyle w:val="span"/>
+                <w:rFonts w:ascii="Georgia" w:eastAsia="Georgia" w:hAnsi="Georgia" w:cs="Georgia"/>
+                <w:color w:val="4A4A4A"/>
+                <w:sz w:val="18"/>
+                <w:szCs w:val="18"/>
+              </w:rPr>
+              <w:t>/2024</w:t>
             </w:r>
             <w:r>
               <w:rPr>
@@ -1229,15 +1355,27 @@
               </w:rPr>
               <w:br/>
             </w:r>
-            <w:r>
-              <w:rPr>
-                <w:rStyle w:val="span"/>
-                <w:rFonts w:ascii="Georgia" w:eastAsia="Georgia" w:hAnsi="Georgia" w:cs="Georgia"/>
-                <w:color w:val="4A4A4A"/>
-                <w:sz w:val="18"/>
-                <w:szCs w:val="18"/>
-              </w:rPr>
-              <w:t>Dubendorf(Zurich), Switzerland</w:t>
+            <w:proofErr w:type="gramStart"/>
+            <w:r>
+              <w:rPr>
+                <w:rStyle w:val="span"/>
+                <w:rFonts w:ascii="Georgia" w:eastAsia="Georgia" w:hAnsi="Georgia" w:cs="Georgia"/>
+                <w:color w:val="4A4A4A"/>
+                <w:sz w:val="18"/>
+                <w:szCs w:val="18"/>
+              </w:rPr>
+              <w:t>Dubendorf(</w:t>
+            </w:r>
+            <w:proofErr w:type="gramEnd"/>
+            <w:r>
+              <w:rPr>
+                <w:rStyle w:val="span"/>
+                <w:rFonts w:ascii="Georgia" w:eastAsia="Georgia" w:hAnsi="Georgia" w:cs="Georgia"/>
+                <w:color w:val="4A4A4A"/>
+                <w:sz w:val="18"/>
+                <w:szCs w:val="18"/>
+              </w:rPr>
+              <w:t>Zurich), Switzerland</w:t>
             </w:r>
             <w:r>
               <w:rPr>
@@ -1277,7 +1415,27 @@
                 <w:sz w:val="18"/>
                 <w:szCs w:val="18"/>
               </w:rPr>
-              <w:t>09/2022 - 02/2023</w:t>
+              <w:t>09/2022 - 0</w:t>
+            </w:r>
+            <w:r>
+              <w:rPr>
+                <w:rStyle w:val="span"/>
+                <w:rFonts w:ascii="Georgia" w:eastAsia="Georgia" w:hAnsi="Georgia" w:cs="Georgia"/>
+                <w:color w:val="4A4A4A"/>
+                <w:sz w:val="18"/>
+                <w:szCs w:val="18"/>
+              </w:rPr>
+              <w:t>6</w:t>
+            </w:r>
+            <w:r>
+              <w:rPr>
+                <w:rStyle w:val="span"/>
+                <w:rFonts w:ascii="Georgia" w:eastAsia="Georgia" w:hAnsi="Georgia" w:cs="Georgia"/>
+                <w:color w:val="4A4A4A"/>
+                <w:sz w:val="18"/>
+                <w:szCs w:val="18"/>
+              </w:rPr>
+              <w:t>/2023</w:t>
             </w:r>
             <w:r>
               <w:rPr>
@@ -1311,54 +1469,6 @@
                 <w:szCs w:val="18"/>
               </w:rPr>
               <w:t>Worked on a high-profile project for Huawei in collaboration with Sunrise, Microsoft, and Nokia.</w:t>
-            </w:r>
-          </w:p>
-          <w:p>
-            <w:pPr>
-              <w:pStyle w:val="divdocumentulli"/>
-              <w:numPr>
-                <w:ilvl w:val="0"/>
-                <w:numId w:val="2"/>
-              </w:numPr>
-              <w:spacing w:before="120" w:line="260" w:lineRule="atLeast"/>
-              <w:ind w:left="260" w:hanging="243"/>
-              <w:rPr>
-                <w:rStyle w:val="span"/>
-                <w:rFonts w:ascii="Georgia" w:eastAsia="Georgia" w:hAnsi="Georgia" w:cs="Georgia"/>
-                <w:color w:val="4A4A4A"/>
-                <w:sz w:val="18"/>
-                <w:szCs w:val="18"/>
-              </w:rPr>
-            </w:pPr>
-            <w:r>
-              <w:rPr>
-                <w:rStyle w:val="span"/>
-                <w:rFonts w:ascii="Georgia" w:eastAsia="Georgia" w:hAnsi="Georgia" w:cs="Georgia"/>
-                <w:color w:val="4A4A4A"/>
-                <w:sz w:val="18"/>
-                <w:szCs w:val="18"/>
-              </w:rPr>
-              <w:t>Conducted comprehensive end-to-end testing</w:t>
-            </w:r>
-            <w:r>
-              <w:rPr>
-                <w:rStyle w:val="span"/>
-                <w:rFonts w:ascii="Georgia" w:eastAsia="Georgia" w:hAnsi="Georgia" w:cs="Georgia"/>
-                <w:color w:val="4A4A4A"/>
-                <w:sz w:val="18"/>
-                <w:szCs w:val="18"/>
-              </w:rPr>
-              <w:t xml:space="preserve"> and ETL testing</w:t>
-            </w:r>
-            <w:r>
-              <w:rPr>
-                <w:rStyle w:val="span"/>
-                <w:rFonts w:ascii="Georgia" w:eastAsia="Georgia" w:hAnsi="Georgia" w:cs="Georgia"/>
-                <w:color w:val="4A4A4A"/>
-                <w:sz w:val="18"/>
-                <w:szCs w:val="18"/>
-              </w:rPr>
-              <w:t>, ensuring the accuracy of transmitted data.</w:t>
             </w:r>
           </w:p>
           <w:p>
@@ -1458,6 +1568,7 @@
                 <w:szCs w:val="18"/>
               </w:rPr>
             </w:pPr>
+            <w:proofErr w:type="spellStart"/>
             <w:r>
               <w:rPr>
                 <w:rStyle w:val="documenttxtBold"/>
@@ -1468,6 +1579,7 @@
               </w:rPr>
               <w:t>Tillo.App</w:t>
             </w:r>
+            <w:proofErr w:type="spellEnd"/>
             <w:r>
               <w:rPr>
                 <w:rStyle w:val="singlecolumnspanpaddedlinenth-child1"/>
@@ -1520,7 +1632,29 @@
                 <w:sz w:val="18"/>
                 <w:szCs w:val="18"/>
               </w:rPr>
-              <w:t>Johannesburg, South Africa(Remote)</w:t>
+              <w:t xml:space="preserve">Johannesburg, South </w:t>
+            </w:r>
+            <w:proofErr w:type="gramStart"/>
+            <w:r>
+              <w:rPr>
+                <w:rStyle w:val="span"/>
+                <w:rFonts w:ascii="Georgia" w:eastAsia="Georgia" w:hAnsi="Georgia" w:cs="Georgia"/>
+                <w:color w:val="4A4A4A"/>
+                <w:sz w:val="18"/>
+                <w:szCs w:val="18"/>
+              </w:rPr>
+              <w:t>Africa(</w:t>
+            </w:r>
+            <w:proofErr w:type="gramEnd"/>
+            <w:r>
+              <w:rPr>
+                <w:rStyle w:val="span"/>
+                <w:rFonts w:ascii="Georgia" w:eastAsia="Georgia" w:hAnsi="Georgia" w:cs="Georgia"/>
+                <w:color w:val="4A4A4A"/>
+                <w:sz w:val="18"/>
+                <w:szCs w:val="18"/>
+              </w:rPr>
+              <w:t>Remote)</w:t>
             </w:r>
             <w:r>
               <w:rPr>
@@ -1814,8 +1948,8 @@
                 <w:rStyle w:val="documenttxtBold"/>
                 <w:rFonts w:ascii="Georgia" w:eastAsia="Georgia" w:hAnsi="Georgia" w:cs="Georgia"/>
                 <w:color w:val="4A4A4A"/>
-                <w:sz w:val="16"/>
-                <w:szCs w:val="16"/>
+                <w:sz w:val="18"/>
+                <w:szCs w:val="18"/>
               </w:rPr>
             </w:pPr>
             <w:r>
@@ -1823,8 +1957,8 @@
                 <w:rStyle w:val="documenttxtBold"/>
                 <w:rFonts w:ascii="Georgia" w:eastAsia="Georgia" w:hAnsi="Georgia" w:cs="Georgia"/>
                 <w:color w:val="4A4A4A"/>
-                <w:sz w:val="16"/>
-                <w:szCs w:val="16"/>
+                <w:sz w:val="18"/>
+                <w:szCs w:val="18"/>
               </w:rPr>
               <w:t>Manual Testing, Automation Testing, E2E testing, Functional testing, Test Management tools, Quality Assurance</w:t>
             </w:r>
@@ -1833,10 +1967,20 @@
                 <w:rStyle w:val="documenttxtBold"/>
                 <w:rFonts w:ascii="Georgia" w:eastAsia="Georgia" w:hAnsi="Georgia" w:cs="Georgia"/>
                 <w:color w:val="4A4A4A"/>
-                <w:sz w:val="16"/>
-                <w:szCs w:val="16"/>
+                <w:sz w:val="18"/>
+                <w:szCs w:val="18"/>
               </w:rPr>
               <w:t>, ETL testing</w:t>
+            </w:r>
+            <w:r>
+              <w:rPr>
+                <w:rStyle w:val="documenttxtBold"/>
+                <w:rFonts w:ascii="Georgia" w:eastAsia="Georgia" w:hAnsi="Georgia" w:cs="Georgia"/>
+                <w:color w:val="4A4A4A"/>
+                <w:sz w:val="18"/>
+                <w:szCs w:val="18"/>
+              </w:rPr>
+              <w:t>, Relational and Non-Relational DB</w:t>
             </w:r>
           </w:p>
           <w:p>
@@ -1847,8 +1991,8 @@
                 <w:rStyle w:val="documenttxtBold"/>
                 <w:rFonts w:ascii="Georgia" w:eastAsia="Georgia" w:hAnsi="Georgia" w:cs="Georgia"/>
                 <w:color w:val="4A4A4A"/>
-                <w:sz w:val="18"/>
-                <w:szCs w:val="18"/>
+                <w:sz w:val="20"/>
+                <w:szCs w:val="20"/>
               </w:rPr>
             </w:pPr>
             <w:r>
@@ -1856,18 +2000,40 @@
                 <w:rStyle w:val="documenttxtBold"/>
                 <w:rFonts w:ascii="Georgia" w:eastAsia="Georgia" w:hAnsi="Georgia" w:cs="Georgia"/>
                 <w:color w:val="4A4A4A"/>
-                <w:sz w:val="18"/>
-                <w:szCs w:val="18"/>
-              </w:rPr>
-              <w:t>Python, HTML, CSS, Bootstrap, Flask, Javascript, React, Git</w:t>
-            </w:r>
+                <w:sz w:val="20"/>
+                <w:szCs w:val="20"/>
+              </w:rPr>
+              <w:t xml:space="preserve">Python, HTML, CSS, Bootstrap, Flask, </w:t>
+            </w:r>
+            <w:proofErr w:type="spellStart"/>
             <w:r>
               <w:rPr>
                 <w:rStyle w:val="documenttxtBold"/>
                 <w:rFonts w:ascii="Georgia" w:eastAsia="Georgia" w:hAnsi="Georgia" w:cs="Georgia"/>
                 <w:color w:val="4A4A4A"/>
-                <w:sz w:val="18"/>
-                <w:szCs w:val="18"/>
+                <w:sz w:val="20"/>
+                <w:szCs w:val="20"/>
+              </w:rPr>
+              <w:t>Javascript</w:t>
+            </w:r>
+            <w:proofErr w:type="spellEnd"/>
+            <w:r>
+              <w:rPr>
+                <w:rStyle w:val="documenttxtBold"/>
+                <w:rFonts w:ascii="Georgia" w:eastAsia="Georgia" w:hAnsi="Georgia" w:cs="Georgia"/>
+                <w:color w:val="4A4A4A"/>
+                <w:sz w:val="20"/>
+                <w:szCs w:val="20"/>
+              </w:rPr>
+              <w:t>, Git</w:t>
+            </w:r>
+            <w:r>
+              <w:rPr>
+                <w:rStyle w:val="documenttxtBold"/>
+                <w:rFonts w:ascii="Georgia" w:eastAsia="Georgia" w:hAnsi="Georgia" w:cs="Georgia"/>
+                <w:color w:val="4A4A4A"/>
+                <w:sz w:val="20"/>
+                <w:szCs w:val="20"/>
               </w:rPr>
               <w:t>,</w:t>
             </w:r>
@@ -1876,8 +2042,8 @@
                 <w:rStyle w:val="documenttxtBold"/>
                 <w:rFonts w:ascii="Georgia" w:eastAsia="Georgia" w:hAnsi="Georgia" w:cs="Georgia"/>
                 <w:color w:val="4A4A4A"/>
-                <w:sz w:val="18"/>
-                <w:szCs w:val="18"/>
+                <w:sz w:val="20"/>
+                <w:szCs w:val="20"/>
               </w:rPr>
               <w:t xml:space="preserve"> </w:t>
             </w:r>
@@ -1886,11 +2052,53 @@
                 <w:rStyle w:val="documenttxtBold"/>
                 <w:rFonts w:ascii="Georgia" w:eastAsia="Georgia" w:hAnsi="Georgia" w:cs="Georgia"/>
                 <w:color w:val="4A4A4A"/>
-                <w:sz w:val="18"/>
-                <w:szCs w:val="18"/>
+                <w:sz w:val="20"/>
+                <w:szCs w:val="20"/>
               </w:rPr>
               <w:t>Docker,</w:t>
             </w:r>
+            <w:r>
+              <w:rPr>
+                <w:rStyle w:val="documenttxtBold"/>
+                <w:rFonts w:ascii="Georgia" w:eastAsia="Georgia" w:hAnsi="Georgia" w:cs="Georgia"/>
+                <w:color w:val="4A4A4A"/>
+                <w:sz w:val="20"/>
+                <w:szCs w:val="20"/>
+              </w:rPr>
+              <w:t xml:space="preserve"> Postman</w:t>
+            </w:r>
+            <w:r>
+              <w:rPr>
+                <w:rStyle w:val="documenttxtBold"/>
+                <w:rFonts w:ascii="Georgia" w:eastAsia="Georgia" w:hAnsi="Georgia" w:cs="Georgia"/>
+                <w:color w:val="4A4A4A"/>
+                <w:sz w:val="20"/>
+                <w:szCs w:val="20"/>
+              </w:rPr>
+              <w:t>, TestRail, Jira, Bugzilla</w:t>
+            </w:r>
+            <w:r>
+              <w:rPr>
+                <w:rStyle w:val="documenttxtBold"/>
+                <w:rFonts w:ascii="Georgia" w:eastAsia="Georgia" w:hAnsi="Georgia" w:cs="Georgia"/>
+                <w:color w:val="4A4A4A"/>
+                <w:sz w:val="20"/>
+                <w:szCs w:val="20"/>
+              </w:rPr>
+              <w:t xml:space="preserve">, Cypress, </w:t>
+            </w:r>
+            <w:proofErr w:type="spellStart"/>
+            <w:r>
+              <w:rPr>
+                <w:rStyle w:val="documenttxtBold"/>
+                <w:rFonts w:ascii="Georgia" w:eastAsia="Georgia" w:hAnsi="Georgia" w:cs="Georgia"/>
+                <w:color w:val="4A4A4A"/>
+                <w:sz w:val="20"/>
+                <w:szCs w:val="20"/>
+              </w:rPr>
+              <w:t>PyTest</w:t>
+            </w:r>
+            <w:proofErr w:type="spellEnd"/>
           </w:p>
           <w:p>
             <w:pPr>
@@ -1900,8 +2108,8 @@
                 <w:rStyle w:val="documenttxtBold"/>
                 <w:rFonts w:ascii="Georgia" w:eastAsia="Georgia" w:hAnsi="Georgia" w:cs="Georgia"/>
                 <w:color w:val="4A4A4A"/>
-                <w:sz w:val="18"/>
-                <w:szCs w:val="18"/>
+                <w:sz w:val="20"/>
+                <w:szCs w:val="20"/>
               </w:rPr>
             </w:pPr>
             <w:r>
@@ -1909,20 +2117,54 @@
                 <w:rStyle w:val="documenttxtBold"/>
                 <w:rFonts w:ascii="Georgia" w:eastAsia="Georgia" w:hAnsi="Georgia" w:cs="Georgia"/>
                 <w:color w:val="4A4A4A"/>
-                <w:sz w:val="18"/>
-                <w:szCs w:val="18"/>
-              </w:rPr>
-              <w:t>REST/SOAP API, Postman, Oracle DB, Selenium, Firebase, SQL</w:t>
-            </w:r>
+                <w:sz w:val="20"/>
+                <w:szCs w:val="20"/>
+              </w:rPr>
+              <w:t xml:space="preserve">REST/SOAP API, Oracle DB, Selenium, Firebase, </w:t>
+            </w:r>
+            <w:proofErr w:type="spellStart"/>
+            <w:proofErr w:type="gramStart"/>
             <w:r>
               <w:rPr>
                 <w:rStyle w:val="documenttxtBold"/>
                 <w:rFonts w:ascii="Georgia" w:eastAsia="Georgia" w:hAnsi="Georgia" w:cs="Georgia"/>
                 <w:color w:val="4A4A4A"/>
-                <w:sz w:val="18"/>
-                <w:szCs w:val="18"/>
+                <w:sz w:val="20"/>
+                <w:szCs w:val="20"/>
+              </w:rPr>
+              <w:t>SQL</w:t>
+            </w:r>
+            <w:r>
+              <w:rPr>
+                <w:rStyle w:val="documenttxtBold"/>
+                <w:rFonts w:ascii="Georgia" w:eastAsia="Georgia" w:hAnsi="Georgia" w:cs="Georgia"/>
+                <w:color w:val="4A4A4A"/>
+                <w:sz w:val="20"/>
+                <w:szCs w:val="20"/>
               </w:rPr>
               <w:t>ite</w:t>
+            </w:r>
+            <w:r>
+              <w:rPr>
+                <w:rStyle w:val="documenttxtBold"/>
+                <w:rFonts w:ascii="Georgia" w:eastAsia="Georgia" w:hAnsi="Georgia" w:cs="Georgia"/>
+                <w:color w:val="4A4A4A"/>
+                <w:sz w:val="20"/>
+                <w:szCs w:val="20"/>
+              </w:rPr>
+              <w:t>,MongoDB</w:t>
+            </w:r>
+            <w:proofErr w:type="spellEnd"/>
+            <w:proofErr w:type="gramEnd"/>
+            <w:r>
+              <w:rPr>
+                <w:rStyle w:val="documenttxtBold"/>
+                <w:rFonts w:ascii="Georgia" w:eastAsia="Georgia" w:hAnsi="Georgia" w:cs="Georgia"/>
+                <w:color w:val="4A4A4A"/>
+                <w:sz w:val="20"/>
+                <w:szCs w:val="20"/>
+              </w:rPr>
+              <w:t>,</w:t>
             </w:r>
           </w:p>
           <w:p>
@@ -1933,8 +2175,8 @@
                 <w:rStyle w:val="documenttxtBold"/>
                 <w:rFonts w:ascii="Georgia" w:eastAsia="Georgia" w:hAnsi="Georgia" w:cs="Georgia"/>
                 <w:color w:val="4A4A4A"/>
-                <w:sz w:val="18"/>
-                <w:szCs w:val="18"/>
+                <w:sz w:val="20"/>
+                <w:szCs w:val="20"/>
               </w:rPr>
             </w:pPr>
             <w:r>
@@ -1942,10 +2184,10 @@
                 <w:rStyle w:val="documenttxtBold"/>
                 <w:rFonts w:ascii="Georgia" w:eastAsia="Georgia" w:hAnsi="Georgia" w:cs="Georgia"/>
                 <w:color w:val="4A4A4A"/>
-                <w:sz w:val="18"/>
-                <w:szCs w:val="18"/>
-              </w:rPr>
-              <w:t>Linux, Bash scripts, Linux commands,</w:t>
+                <w:sz w:val="20"/>
+                <w:szCs w:val="20"/>
+              </w:rPr>
+              <w:t>Linux, Bash scripts, Linux commands</w:t>
             </w:r>
           </w:p>
           <w:tbl>
@@ -1983,8 +2225,8 @@
                       <w:rStyle w:val="right-box"/>
                       <w:rFonts w:ascii="Georgia" w:eastAsia="Georgia" w:hAnsi="Georgia" w:cs="Georgia"/>
                       <w:color w:val="4A4A4A"/>
-                      <w:sz w:val="18"/>
-                      <w:szCs w:val="18"/>
+                      <w:sz w:val="20"/>
+                      <w:szCs w:val="20"/>
                     </w:rPr>
                   </w:pPr>
                   <w:r>
@@ -1992,6 +2234,8 @@
                       <w:rStyle w:val="divdocumentheadingpipe"/>
                       <w:rFonts w:ascii="Georgia" w:eastAsia="Georgia" w:hAnsi="Georgia" w:cs="Georgia"/>
                       <w:caps/>
+                      <w:sz w:val="28"/>
+                      <w:szCs w:val="28"/>
                     </w:rPr>
                     <w:t>❘</w:t>
                   </w:r>
@@ -2012,8 +2256,8 @@
                       <w:caps/>
                       <w:color w:val="4A4A4A"/>
                       <w:spacing w:val="20"/>
-                      <w:sz w:val="20"/>
-                      <w:szCs w:val="20"/>
+                      <w:sz w:val="22"/>
+                      <w:szCs w:val="22"/>
                     </w:rPr>
                   </w:pPr>
                   <w:r>
@@ -2025,8 +2269,8 @@
                       <w:caps/>
                       <w:color w:val="4A4A4A"/>
                       <w:spacing w:val="20"/>
-                      <w:sz w:val="20"/>
-                      <w:szCs w:val="20"/>
+                      <w:sz w:val="22"/>
+                      <w:szCs w:val="22"/>
                     </w:rPr>
                     <w:t>Education</w:t>
                   </w:r>
@@ -2050,6 +2294,8 @@
                       <w:rStyle w:val="divdocumentheadingpipe"/>
                       <w:rFonts w:ascii="Georgia" w:eastAsia="Georgia" w:hAnsi="Georgia" w:cs="Georgia"/>
                       <w:caps/>
+                      <w:sz w:val="28"/>
+                      <w:szCs w:val="28"/>
                     </w:rPr>
                   </w:pPr>
                   <w:r>
@@ -2061,8 +2307,8 @@
                       <w:caps/>
                       <w:color w:val="4A4A4A"/>
                       <w:spacing w:val="20"/>
-                      <w:sz w:val="20"/>
-                      <w:szCs w:val="20"/>
+                      <w:sz w:val="22"/>
+                      <w:szCs w:val="22"/>
                     </w:rPr>
                     <w:t>Education</w:t>
                   </w:r>
@@ -2078,8 +2324,8 @@
                 <w:rStyle w:val="right-box"/>
                 <w:rFonts w:ascii="Georgia" w:eastAsia="Georgia" w:hAnsi="Georgia" w:cs="Georgia"/>
                 <w:color w:val="4A4A4A"/>
-                <w:sz w:val="18"/>
-                <w:szCs w:val="18"/>
+                <w:sz w:val="20"/>
+                <w:szCs w:val="20"/>
               </w:rPr>
             </w:pPr>
             <w:r>
@@ -2087,8 +2333,8 @@
                 <w:rStyle w:val="documenttxtBold"/>
                 <w:rFonts w:ascii="Georgia" w:eastAsia="Georgia" w:hAnsi="Georgia" w:cs="Georgia"/>
                 <w:color w:val="4A4A4A"/>
-                <w:sz w:val="18"/>
-                <w:szCs w:val="18"/>
+                <w:sz w:val="20"/>
+                <w:szCs w:val="20"/>
               </w:rPr>
               <w:t>University of Plymouth</w:t>
             </w:r>
@@ -2097,8 +2343,8 @@
                 <w:rStyle w:val="singlecolumnspanpaddedlinenth-child1"/>
                 <w:rFonts w:ascii="Georgia" w:eastAsia="Georgia" w:hAnsi="Georgia" w:cs="Georgia"/>
                 <w:color w:val="4A4A4A"/>
-                <w:sz w:val="18"/>
-                <w:szCs w:val="18"/>
+                <w:sz w:val="20"/>
+                <w:szCs w:val="20"/>
               </w:rPr>
               <w:t xml:space="preserve"> </w:t>
             </w:r>
@@ -2111,17 +2357,17 @@
                 <w:rStyle w:val="right-box"/>
                 <w:rFonts w:ascii="Georgia" w:eastAsia="Georgia" w:hAnsi="Georgia" w:cs="Georgia"/>
                 <w:color w:val="4A4A4A"/>
-                <w:sz w:val="18"/>
-                <w:szCs w:val="18"/>
-              </w:rPr>
-            </w:pPr>
-            <w:r>
-              <w:rPr>
-                <w:rStyle w:val="span"/>
-                <w:rFonts w:ascii="Georgia" w:eastAsia="Georgia" w:hAnsi="Georgia" w:cs="Georgia"/>
-                <w:color w:val="4A4A4A"/>
-                <w:sz w:val="18"/>
-                <w:szCs w:val="18"/>
+                <w:sz w:val="20"/>
+                <w:szCs w:val="20"/>
+              </w:rPr>
+            </w:pPr>
+            <w:r>
+              <w:rPr>
+                <w:rStyle w:val="span"/>
+                <w:rFonts w:ascii="Georgia" w:eastAsia="Georgia" w:hAnsi="Georgia" w:cs="Georgia"/>
+                <w:color w:val="4A4A4A"/>
+                <w:sz w:val="20"/>
+                <w:szCs w:val="20"/>
               </w:rPr>
               <w:t>Plymouth, England</w:t>
             </w:r>
@@ -2130,8 +2376,8 @@
                 <w:rStyle w:val="right-box"/>
                 <w:rFonts w:ascii="Georgia" w:eastAsia="Georgia" w:hAnsi="Georgia" w:cs="Georgia"/>
                 <w:color w:val="4A4A4A"/>
-                <w:sz w:val="18"/>
-                <w:szCs w:val="18"/>
+                <w:sz w:val="20"/>
+                <w:szCs w:val="20"/>
               </w:rPr>
               <w:t xml:space="preserve"> </w:t>
             </w:r>
@@ -2140,8 +2386,8 @@
                 <w:rStyle w:val="span"/>
                 <w:rFonts w:ascii="Georgia" w:eastAsia="Georgia" w:hAnsi="Georgia" w:cs="Georgia"/>
                 <w:color w:val="4A4A4A"/>
-                <w:sz w:val="18"/>
-                <w:szCs w:val="18"/>
+                <w:sz w:val="20"/>
+                <w:szCs w:val="20"/>
               </w:rPr>
               <w:t>•</w:t>
             </w:r>
@@ -2150,8 +2396,8 @@
                 <w:rStyle w:val="right-box"/>
                 <w:rFonts w:ascii="Georgia" w:eastAsia="Georgia" w:hAnsi="Georgia" w:cs="Georgia"/>
                 <w:color w:val="4A4A4A"/>
-                <w:sz w:val="18"/>
-                <w:szCs w:val="18"/>
+                <w:sz w:val="20"/>
+                <w:szCs w:val="20"/>
               </w:rPr>
               <w:t xml:space="preserve"> </w:t>
             </w:r>
@@ -2160,8 +2406,8 @@
                 <w:rStyle w:val="span"/>
                 <w:rFonts w:ascii="Georgia" w:eastAsia="Georgia" w:hAnsi="Georgia" w:cs="Georgia"/>
                 <w:color w:val="4A4A4A"/>
-                <w:sz w:val="18"/>
-                <w:szCs w:val="18"/>
+                <w:sz w:val="20"/>
+                <w:szCs w:val="20"/>
               </w:rPr>
               <w:t>02/2020</w:t>
             </w:r>
@@ -2170,8 +2416,8 @@
                 <w:rStyle w:val="right-box"/>
                 <w:rFonts w:ascii="Georgia" w:eastAsia="Georgia" w:hAnsi="Georgia" w:cs="Georgia"/>
                 <w:color w:val="4A4A4A"/>
-                <w:sz w:val="18"/>
-                <w:szCs w:val="18"/>
+                <w:sz w:val="20"/>
+                <w:szCs w:val="20"/>
               </w:rPr>
               <w:t xml:space="preserve"> </w:t>
             </w:r>
@@ -2184,8 +2430,8 @@
                 <w:rStyle w:val="right-box"/>
                 <w:rFonts w:ascii="Georgia" w:eastAsia="Georgia" w:hAnsi="Georgia" w:cs="Georgia"/>
                 <w:color w:val="4A4A4A"/>
-                <w:sz w:val="18"/>
-                <w:szCs w:val="18"/>
+                <w:sz w:val="20"/>
+                <w:szCs w:val="20"/>
               </w:rPr>
             </w:pPr>
             <w:r>
@@ -2195,8 +2441,8 @@
                 <w:i/>
                 <w:iCs/>
                 <w:color w:val="4A4A4A"/>
-                <w:sz w:val="18"/>
-                <w:szCs w:val="18"/>
+                <w:sz w:val="20"/>
+                <w:szCs w:val="20"/>
               </w:rPr>
               <w:t>Bachelor of Science</w:t>
             </w:r>
@@ -2205,8 +2451,8 @@
                 <w:rStyle w:val="documentbeforecolonspace"/>
                 <w:rFonts w:ascii="Georgia" w:eastAsia="Georgia" w:hAnsi="Georgia" w:cs="Georgia"/>
                 <w:color w:val="4A4A4A"/>
-                <w:sz w:val="18"/>
-                <w:szCs w:val="18"/>
+                <w:sz w:val="20"/>
+                <w:szCs w:val="20"/>
               </w:rPr>
               <w:t xml:space="preserve"> </w:t>
             </w:r>
@@ -2215,8 +2461,8 @@
                 <w:rStyle w:val="span"/>
                 <w:rFonts w:ascii="Georgia" w:eastAsia="Georgia" w:hAnsi="Georgia" w:cs="Georgia"/>
                 <w:color w:val="4A4A4A"/>
-                <w:sz w:val="18"/>
-                <w:szCs w:val="18"/>
+                <w:sz w:val="20"/>
+                <w:szCs w:val="20"/>
               </w:rPr>
               <w:t>: Business Management</w:t>
             </w:r>
@@ -2225,8 +2471,8 @@
                 <w:rStyle w:val="right-box"/>
                 <w:rFonts w:ascii="Georgia" w:eastAsia="Georgia" w:hAnsi="Georgia" w:cs="Georgia"/>
                 <w:color w:val="4A4A4A"/>
-                <w:sz w:val="18"/>
-                <w:szCs w:val="18"/>
+                <w:sz w:val="20"/>
+                <w:szCs w:val="20"/>
               </w:rPr>
               <w:t xml:space="preserve"> </w:t>
             </w:r>
@@ -2239,8 +2485,8 @@
                 <w:rStyle w:val="right-box"/>
                 <w:rFonts w:ascii="Georgia" w:eastAsia="Georgia" w:hAnsi="Georgia" w:cs="Georgia"/>
                 <w:color w:val="4A4A4A"/>
-                <w:sz w:val="18"/>
-                <w:szCs w:val="18"/>
+                <w:sz w:val="20"/>
+                <w:szCs w:val="20"/>
               </w:rPr>
             </w:pPr>
             <w:r>
@@ -2248,8 +2494,8 @@
                 <w:rStyle w:val="documenttxtBold"/>
                 <w:rFonts w:ascii="Georgia" w:eastAsia="Georgia" w:hAnsi="Georgia" w:cs="Georgia"/>
                 <w:color w:val="4A4A4A"/>
-                <w:sz w:val="18"/>
-                <w:szCs w:val="18"/>
+                <w:sz w:val="20"/>
+                <w:szCs w:val="20"/>
               </w:rPr>
               <w:t>International University in Geneva</w:t>
             </w:r>
@@ -2258,8 +2504,8 @@
                 <w:rStyle w:val="singlecolumnspanpaddedlinenth-child1"/>
                 <w:rFonts w:ascii="Georgia" w:eastAsia="Georgia" w:hAnsi="Georgia" w:cs="Georgia"/>
                 <w:color w:val="4A4A4A"/>
-                <w:sz w:val="18"/>
-                <w:szCs w:val="18"/>
+                <w:sz w:val="20"/>
+                <w:szCs w:val="20"/>
               </w:rPr>
               <w:t xml:space="preserve"> </w:t>
             </w:r>
@@ -2272,17 +2518,17 @@
                 <w:rStyle w:val="right-box"/>
                 <w:rFonts w:ascii="Georgia" w:eastAsia="Georgia" w:hAnsi="Georgia" w:cs="Georgia"/>
                 <w:color w:val="4A4A4A"/>
-                <w:sz w:val="18"/>
-                <w:szCs w:val="18"/>
-              </w:rPr>
-            </w:pPr>
-            <w:r>
-              <w:rPr>
-                <w:rStyle w:val="span"/>
-                <w:rFonts w:ascii="Georgia" w:eastAsia="Georgia" w:hAnsi="Georgia" w:cs="Georgia"/>
-                <w:color w:val="4A4A4A"/>
-                <w:sz w:val="18"/>
-                <w:szCs w:val="18"/>
+                <w:sz w:val="20"/>
+                <w:szCs w:val="20"/>
+              </w:rPr>
+            </w:pPr>
+            <w:r>
+              <w:rPr>
+                <w:rStyle w:val="span"/>
+                <w:rFonts w:ascii="Georgia" w:eastAsia="Georgia" w:hAnsi="Georgia" w:cs="Georgia"/>
+                <w:color w:val="4A4A4A"/>
+                <w:sz w:val="20"/>
+                <w:szCs w:val="20"/>
               </w:rPr>
               <w:t>Geneva, Switzerland •</w:t>
             </w:r>
@@ -2291,8 +2537,8 @@
                 <w:rStyle w:val="right-box"/>
                 <w:rFonts w:ascii="Georgia" w:eastAsia="Georgia" w:hAnsi="Georgia" w:cs="Georgia"/>
                 <w:color w:val="4A4A4A"/>
-                <w:sz w:val="18"/>
-                <w:szCs w:val="18"/>
+                <w:sz w:val="20"/>
+                <w:szCs w:val="20"/>
               </w:rPr>
               <w:t xml:space="preserve"> </w:t>
             </w:r>
@@ -2301,8 +2547,8 @@
                 <w:rStyle w:val="span"/>
                 <w:rFonts w:ascii="Georgia" w:eastAsia="Georgia" w:hAnsi="Georgia" w:cs="Georgia"/>
                 <w:color w:val="4A4A4A"/>
-                <w:sz w:val="18"/>
-                <w:szCs w:val="18"/>
+                <w:sz w:val="20"/>
+                <w:szCs w:val="20"/>
               </w:rPr>
               <w:t>07/2018</w:t>
             </w:r>
@@ -2311,8 +2557,8 @@
                 <w:rStyle w:val="right-box"/>
                 <w:rFonts w:ascii="Georgia" w:eastAsia="Georgia" w:hAnsi="Georgia" w:cs="Georgia"/>
                 <w:color w:val="4A4A4A"/>
-                <w:sz w:val="18"/>
-                <w:szCs w:val="18"/>
+                <w:sz w:val="20"/>
+                <w:szCs w:val="20"/>
               </w:rPr>
               <w:t xml:space="preserve"> </w:t>
             </w:r>
@@ -2325,8 +2571,8 @@
                 <w:rStyle w:val="right-box"/>
                 <w:rFonts w:ascii="Georgia" w:eastAsia="Georgia" w:hAnsi="Georgia" w:cs="Georgia"/>
                 <w:color w:val="4A4A4A"/>
-                <w:sz w:val="18"/>
-                <w:szCs w:val="18"/>
+                <w:sz w:val="20"/>
+                <w:szCs w:val="20"/>
               </w:rPr>
             </w:pPr>
             <w:r>
@@ -2336,8 +2582,8 @@
                 <w:i/>
                 <w:iCs/>
                 <w:color w:val="4A4A4A"/>
-                <w:sz w:val="18"/>
-                <w:szCs w:val="18"/>
+                <w:sz w:val="20"/>
+                <w:szCs w:val="20"/>
               </w:rPr>
               <w:t>Bachelor of Science</w:t>
             </w:r>
@@ -2346,8 +2592,8 @@
                 <w:rStyle w:val="documentbeforecolonspace"/>
                 <w:rFonts w:ascii="Georgia" w:eastAsia="Georgia" w:hAnsi="Georgia" w:cs="Georgia"/>
                 <w:color w:val="4A4A4A"/>
-                <w:sz w:val="18"/>
-                <w:szCs w:val="18"/>
+                <w:sz w:val="20"/>
+                <w:szCs w:val="20"/>
               </w:rPr>
               <w:t xml:space="preserve"> </w:t>
             </w:r>
@@ -2356,8 +2602,8 @@
                 <w:rStyle w:val="span"/>
                 <w:rFonts w:ascii="Georgia" w:eastAsia="Georgia" w:hAnsi="Georgia" w:cs="Georgia"/>
                 <w:color w:val="4A4A4A"/>
-                <w:sz w:val="18"/>
-                <w:szCs w:val="18"/>
+                <w:sz w:val="20"/>
+                <w:szCs w:val="20"/>
               </w:rPr>
               <w:t>: Computer Science</w:t>
             </w:r>
@@ -2366,8 +2612,8 @@
                 <w:rStyle w:val="right-box"/>
                 <w:rFonts w:ascii="Georgia" w:eastAsia="Georgia" w:hAnsi="Georgia" w:cs="Georgia"/>
                 <w:color w:val="4A4A4A"/>
-                <w:sz w:val="18"/>
-                <w:szCs w:val="18"/>
+                <w:sz w:val="20"/>
+                <w:szCs w:val="20"/>
               </w:rPr>
               <w:t xml:space="preserve"> </w:t>
             </w:r>
@@ -2406,8 +2652,8 @@
                       <w:rStyle w:val="right-box"/>
                       <w:rFonts w:ascii="Georgia" w:eastAsia="Georgia" w:hAnsi="Georgia" w:cs="Georgia"/>
                       <w:color w:val="4A4A4A"/>
-                      <w:sz w:val="18"/>
-                      <w:szCs w:val="18"/>
+                      <w:sz w:val="20"/>
+                      <w:szCs w:val="20"/>
                     </w:rPr>
                   </w:pPr>
                   <w:r>
@@ -2415,6 +2661,8 @@
                       <w:rStyle w:val="divdocumentheadingpipe"/>
                       <w:rFonts w:ascii="Georgia" w:eastAsia="Georgia" w:hAnsi="Georgia" w:cs="Georgia"/>
                       <w:caps/>
+                      <w:sz w:val="28"/>
+                      <w:szCs w:val="28"/>
                     </w:rPr>
                     <w:t>❘</w:t>
                   </w:r>
@@ -2438,6 +2686,8 @@
                       <w:rStyle w:val="divdocumentheadingpipe"/>
                       <w:rFonts w:ascii="Georgia" w:eastAsia="Georgia" w:hAnsi="Georgia" w:cs="Georgia"/>
                       <w:caps/>
+                      <w:sz w:val="28"/>
+                      <w:szCs w:val="28"/>
                     </w:rPr>
                   </w:pPr>
                   <w:r>
@@ -2449,8 +2699,8 @@
                       <w:caps/>
                       <w:color w:val="4A4A4A"/>
                       <w:spacing w:val="20"/>
-                      <w:sz w:val="20"/>
-                      <w:szCs w:val="20"/>
+                      <w:sz w:val="22"/>
+                      <w:szCs w:val="22"/>
                     </w:rPr>
                     <w:t>Languages</w:t>
                   </w:r>
@@ -2466,8 +2716,8 @@
                 <w:rStyle w:val="right-box"/>
                 <w:rFonts w:ascii="Georgia" w:eastAsia="Georgia" w:hAnsi="Georgia" w:cs="Georgia"/>
                 <w:color w:val="4A4A4A"/>
-                <w:sz w:val="18"/>
-                <w:szCs w:val="18"/>
+                <w:sz w:val="20"/>
+                <w:szCs w:val="20"/>
               </w:rPr>
             </w:pPr>
             <w:r>
@@ -2477,8 +2727,8 @@
                 <w:b/>
                 <w:bCs/>
                 <w:color w:val="4A4A4A"/>
-                <w:sz w:val="18"/>
-                <w:szCs w:val="18"/>
+                <w:sz w:val="20"/>
+                <w:szCs w:val="20"/>
               </w:rPr>
               <w:t>English</w:t>
             </w:r>
@@ -2488,8 +2738,8 @@
                 <w:rFonts w:ascii="Georgia" w:eastAsia="Georgia" w:hAnsi="Georgia" w:cs="Georgia"/>
                 <w:vanish/>
                 <w:color w:val="4A4A4A"/>
-                <w:sz w:val="18"/>
-                <w:szCs w:val="18"/>
+                <w:sz w:val="20"/>
+                <w:szCs w:val="20"/>
               </w:rPr>
               <w:t xml:space="preserve"> :</w:t>
             </w:r>
@@ -2498,70 +2748,10 @@
                 <w:rStyle w:val="right-box"/>
                 <w:rFonts w:ascii="Georgia" w:eastAsia="Georgia" w:hAnsi="Georgia" w:cs="Georgia"/>
                 <w:color w:val="4A4A4A"/>
-                <w:sz w:val="18"/>
-                <w:szCs w:val="18"/>
+                <w:sz w:val="20"/>
+                <w:szCs w:val="20"/>
               </w:rPr>
               <w:t xml:space="preserve"> </w:t>
-            </w:r>
-          </w:p>
-          <w:p>
-            <w:pPr>
-              <w:pStyle w:val="documentfieldsliced-rect"/>
-              <w:spacing w:before="100" w:line="120" w:lineRule="exact"/>
-              <w:rPr>
-                <w:rStyle w:val="right-box"/>
-                <w:rFonts w:ascii="Georgia" w:eastAsia="Georgia" w:hAnsi="Georgia" w:cs="Georgia"/>
-                <w:color w:val="4A4A4A"/>
-                <w:sz w:val="18"/>
-                <w:szCs w:val="18"/>
-              </w:rPr>
-            </w:pPr>
-            <w:r>
-              <w:rPr>
-                <w:rStyle w:val="right-box"/>
-                <w:rFonts w:ascii="Georgia" w:eastAsia="Georgia" w:hAnsi="Georgia" w:cs="Georgia"/>
-                <w:noProof/>
-                <w:color w:val="4A4A4A"/>
-                <w:sz w:val="18"/>
-                <w:szCs w:val="18"/>
-              </w:rPr>
-              <w:drawing>
-                <wp:inline distT="0" distB="0" distL="0" distR="0" wp14:anchorId="32E1557D" wp14:editId="09996266">
-                  <wp:extent cx="2271123" cy="76775"/>
-                  <wp:effectExtent l="0" t="0" r="0" b="0"/>
-                  <wp:docPr id="100001" name="Picture 100001"/>
-                  <wp:cNvGraphicFramePr>
-                    <a:graphicFrameLocks xmlns:a="http://schemas.openxmlformats.org/drawingml/2006/main"/>
-                  </wp:cNvGraphicFramePr>
-                  <a:graphic xmlns:a="http://schemas.openxmlformats.org/drawingml/2006/main">
-                    <a:graphicData uri="http://schemas.openxmlformats.org/drawingml/2006/picture">
-                      <pic:pic xmlns:pic="http://schemas.openxmlformats.org/drawingml/2006/picture">
-                        <pic:nvPicPr>
-                          <pic:cNvPr id="100001" name=""/>
-                          <pic:cNvPicPr>
-                            <a:picLocks/>
-                          </pic:cNvPicPr>
-                        </pic:nvPicPr>
-                        <pic:blipFill>
-                          <a:blip r:embed="rId5"/>
-                          <a:stretch>
-                            <a:fillRect/>
-                          </a:stretch>
-                        </pic:blipFill>
-                        <pic:spPr>
-                          <a:xfrm>
-                            <a:off x="0" y="0"/>
-                            <a:ext cx="2271123" cy="76775"/>
-                          </a:xfrm>
-                          <a:prstGeom prst="rect">
-                            <a:avLst/>
-                          </a:prstGeom>
-                        </pic:spPr>
-                      </pic:pic>
-                    </a:graphicData>
-                  </a:graphic>
-                </wp:inline>
-              </w:drawing>
             </w:r>
           </w:p>
           <w:p>
@@ -2569,20 +2759,20 @@
               <w:pStyle w:val="div"/>
               <w:spacing w:line="220" w:lineRule="exact"/>
               <w:rPr>
-                <w:rStyle w:val="right-box"/>
-                <w:rFonts w:ascii="Georgia" w:eastAsia="Georgia" w:hAnsi="Georgia" w:cs="Georgia"/>
-                <w:color w:val="4A4A4A"/>
-                <w:sz w:val="18"/>
-                <w:szCs w:val="18"/>
-              </w:rPr>
-            </w:pPr>
-            <w:r>
-              <w:rPr>
                 <w:rStyle w:val="documentlangSecfieldany"/>
                 <w:rFonts w:ascii="Georgia" w:eastAsia="Georgia" w:hAnsi="Georgia" w:cs="Georgia"/>
                 <w:color w:val="4A4A4A"/>
-                <w:sz w:val="18"/>
-                <w:szCs w:val="18"/>
+                <w:sz w:val="20"/>
+                <w:szCs w:val="20"/>
+              </w:rPr>
+            </w:pPr>
+            <w:r>
+              <w:rPr>
+                <w:rStyle w:val="documentlangSecfieldany"/>
+                <w:rFonts w:ascii="Georgia" w:eastAsia="Georgia" w:hAnsi="Georgia" w:cs="Georgia"/>
+                <w:color w:val="4A4A4A"/>
+                <w:sz w:val="20"/>
+                <w:szCs w:val="20"/>
               </w:rPr>
               <w:t>Bilingual or Proficient (C2)</w:t>
             </w:r>
@@ -2590,108 +2780,17 @@
           <w:p>
             <w:pPr>
               <w:pStyle w:val="div"/>
-              <w:spacing w:before="110" w:line="260" w:lineRule="atLeast"/>
-              <w:rPr>
-                <w:rStyle w:val="right-box"/>
-                <w:rFonts w:ascii="Georgia" w:eastAsia="Georgia" w:hAnsi="Georgia" w:cs="Georgia"/>
-                <w:color w:val="4A4A4A"/>
-                <w:sz w:val="18"/>
-                <w:szCs w:val="18"/>
-              </w:rPr>
-            </w:pPr>
-            <w:r>
+              <w:spacing w:line="220" w:lineRule="exact"/>
               <w:rPr>
                 <w:rStyle w:val="documentlangSecfieldany"/>
                 <w:rFonts w:ascii="Georgia" w:eastAsia="Georgia" w:hAnsi="Georgia" w:cs="Georgia"/>
                 <w:b/>
                 <w:bCs/>
                 <w:color w:val="4A4A4A"/>
-                <w:sz w:val="18"/>
-                <w:szCs w:val="18"/>
-              </w:rPr>
-              <w:t>French</w:t>
-            </w:r>
-            <w:r>
-              <w:rPr>
-                <w:rStyle w:val="documentlangSecfieldany"/>
-                <w:rFonts w:ascii="Georgia" w:eastAsia="Georgia" w:hAnsi="Georgia" w:cs="Georgia"/>
-                <w:vanish/>
-                <w:color w:val="4A4A4A"/>
-                <w:sz w:val="18"/>
-                <w:szCs w:val="18"/>
-              </w:rPr>
-              <w:t xml:space="preserve"> :</w:t>
-            </w:r>
-            <w:r>
-              <w:rPr>
-                <w:rStyle w:val="right-box"/>
-                <w:rFonts w:ascii="Georgia" w:eastAsia="Georgia" w:hAnsi="Georgia" w:cs="Georgia"/>
-                <w:color w:val="4A4A4A"/>
-                <w:sz w:val="18"/>
-                <w:szCs w:val="18"/>
-              </w:rPr>
-              <w:t xml:space="preserve"> </w:t>
-            </w:r>
-          </w:p>
-          <w:p>
-            <w:pPr>
-              <w:pStyle w:val="documentfieldsliced-rect"/>
-              <w:spacing w:before="100" w:line="120" w:lineRule="exact"/>
-              <w:rPr>
-                <w:rStyle w:val="right-box"/>
-                <w:rFonts w:ascii="Georgia" w:eastAsia="Georgia" w:hAnsi="Georgia" w:cs="Georgia"/>
-                <w:color w:val="4A4A4A"/>
-                <w:sz w:val="18"/>
-                <w:szCs w:val="18"/>
-              </w:rPr>
-            </w:pPr>
-            <w:r>
-              <w:rPr>
-                <w:rStyle w:val="right-box"/>
-                <w:rFonts w:ascii="Georgia" w:eastAsia="Georgia" w:hAnsi="Georgia" w:cs="Georgia"/>
-                <w:noProof/>
-                <w:color w:val="4A4A4A"/>
-                <w:sz w:val="18"/>
-                <w:szCs w:val="18"/>
-              </w:rPr>
-              <w:drawing>
-                <wp:inline distT="0" distB="0" distL="0" distR="0" wp14:anchorId="5C608931" wp14:editId="7E7C0818">
-                  <wp:extent cx="2271123" cy="76775"/>
-                  <wp:effectExtent l="0" t="0" r="0" b="0"/>
-                  <wp:docPr id="100003" name="Picture 100003"/>
-                  <wp:cNvGraphicFramePr>
-                    <a:graphicFrameLocks xmlns:a="http://schemas.openxmlformats.org/drawingml/2006/main"/>
-                  </wp:cNvGraphicFramePr>
-                  <a:graphic xmlns:a="http://schemas.openxmlformats.org/drawingml/2006/main">
-                    <a:graphicData uri="http://schemas.openxmlformats.org/drawingml/2006/picture">
-                      <pic:pic xmlns:pic="http://schemas.openxmlformats.org/drawingml/2006/picture">
-                        <pic:nvPicPr>
-                          <pic:cNvPr id="100003" name=""/>
-                          <pic:cNvPicPr>
-                            <a:picLocks/>
-                          </pic:cNvPicPr>
-                        </pic:nvPicPr>
-                        <pic:blipFill>
-                          <a:blip r:embed="rId6"/>
-                          <a:stretch>
-                            <a:fillRect/>
-                          </a:stretch>
-                        </pic:blipFill>
-                        <pic:spPr>
-                          <a:xfrm>
-                            <a:off x="0" y="0"/>
-                            <a:ext cx="2271123" cy="76775"/>
-                          </a:xfrm>
-                          <a:prstGeom prst="rect">
-                            <a:avLst/>
-                          </a:prstGeom>
-                        </pic:spPr>
-                      </pic:pic>
-                    </a:graphicData>
-                  </a:graphic>
-                </wp:inline>
-              </w:drawing>
-            </w:r>
+                <w:sz w:val="20"/>
+                <w:szCs w:val="20"/>
+              </w:rPr>
+            </w:pPr>
           </w:p>
           <w:p>
             <w:pPr>
@@ -2701,31 +2800,8 @@
                 <w:rStyle w:val="right-box"/>
                 <w:rFonts w:ascii="Georgia" w:eastAsia="Georgia" w:hAnsi="Georgia" w:cs="Georgia"/>
                 <w:color w:val="4A4A4A"/>
-                <w:sz w:val="18"/>
-                <w:szCs w:val="18"/>
-              </w:rPr>
-            </w:pPr>
-            <w:r>
-              <w:rPr>
-                <w:rStyle w:val="documentlangSecfieldany"/>
-                <w:rFonts w:ascii="Georgia" w:eastAsia="Georgia" w:hAnsi="Georgia" w:cs="Georgia"/>
-                <w:color w:val="4A4A4A"/>
-                <w:sz w:val="18"/>
-                <w:szCs w:val="18"/>
-              </w:rPr>
-              <w:t>Intermediate (B1)</w:t>
-            </w:r>
-          </w:p>
-          <w:p>
-            <w:pPr>
-              <w:pStyle w:val="div"/>
-              <w:spacing w:before="110" w:line="260" w:lineRule="atLeast"/>
-              <w:rPr>
-                <w:rStyle w:val="right-box"/>
-                <w:rFonts w:ascii="Georgia" w:eastAsia="Georgia" w:hAnsi="Georgia" w:cs="Georgia"/>
-                <w:color w:val="4A4A4A"/>
-                <w:sz w:val="18"/>
-                <w:szCs w:val="18"/>
+                <w:sz w:val="20"/>
+                <w:szCs w:val="20"/>
               </w:rPr>
             </w:pPr>
             <w:r>
@@ -2735,10 +2811,10 @@
                 <w:b/>
                 <w:bCs/>
                 <w:color w:val="4A4A4A"/>
-                <w:sz w:val="18"/>
-                <w:szCs w:val="18"/>
-              </w:rPr>
-              <w:t>German</w:t>
+                <w:sz w:val="20"/>
+                <w:szCs w:val="20"/>
+              </w:rPr>
+              <w:t>French</w:t>
             </w:r>
             <w:r>
               <w:rPr>
@@ -2746,8 +2822,8 @@
                 <w:rFonts w:ascii="Georgia" w:eastAsia="Georgia" w:hAnsi="Georgia" w:cs="Georgia"/>
                 <w:vanish/>
                 <w:color w:val="4A4A4A"/>
-                <w:sz w:val="18"/>
-                <w:szCs w:val="18"/>
+                <w:sz w:val="20"/>
+                <w:szCs w:val="20"/>
               </w:rPr>
               <w:t xml:space="preserve"> :</w:t>
             </w:r>
@@ -2756,70 +2832,10 @@
                 <w:rStyle w:val="right-box"/>
                 <w:rFonts w:ascii="Georgia" w:eastAsia="Georgia" w:hAnsi="Georgia" w:cs="Georgia"/>
                 <w:color w:val="4A4A4A"/>
-                <w:sz w:val="18"/>
-                <w:szCs w:val="18"/>
+                <w:sz w:val="20"/>
+                <w:szCs w:val="20"/>
               </w:rPr>
               <w:t xml:space="preserve"> </w:t>
-            </w:r>
-          </w:p>
-          <w:p>
-            <w:pPr>
-              <w:pStyle w:val="documentfieldsliced-rect"/>
-              <w:spacing w:before="100" w:line="120" w:lineRule="exact"/>
-              <w:rPr>
-                <w:rStyle w:val="right-box"/>
-                <w:rFonts w:ascii="Georgia" w:eastAsia="Georgia" w:hAnsi="Georgia" w:cs="Georgia"/>
-                <w:color w:val="4A4A4A"/>
-                <w:sz w:val="18"/>
-                <w:szCs w:val="18"/>
-              </w:rPr>
-            </w:pPr>
-            <w:r>
-              <w:rPr>
-                <w:rStyle w:val="right-box"/>
-                <w:rFonts w:ascii="Georgia" w:eastAsia="Georgia" w:hAnsi="Georgia" w:cs="Georgia"/>
-                <w:noProof/>
-                <w:color w:val="4A4A4A"/>
-                <w:sz w:val="18"/>
-                <w:szCs w:val="18"/>
-              </w:rPr>
-              <w:drawing>
-                <wp:inline distT="0" distB="0" distL="0" distR="0" wp14:anchorId="774F851D" wp14:editId="40B2A83D">
-                  <wp:extent cx="2271123" cy="76775"/>
-                  <wp:effectExtent l="0" t="0" r="0" b="0"/>
-                  <wp:docPr id="100005" name="Picture 100005"/>
-                  <wp:cNvGraphicFramePr>
-                    <a:graphicFrameLocks xmlns:a="http://schemas.openxmlformats.org/drawingml/2006/main"/>
-                  </wp:cNvGraphicFramePr>
-                  <a:graphic xmlns:a="http://schemas.openxmlformats.org/drawingml/2006/main">
-                    <a:graphicData uri="http://schemas.openxmlformats.org/drawingml/2006/picture">
-                      <pic:pic xmlns:pic="http://schemas.openxmlformats.org/drawingml/2006/picture">
-                        <pic:nvPicPr>
-                          <pic:cNvPr id="100005" name=""/>
-                          <pic:cNvPicPr>
-                            <a:picLocks/>
-                          </pic:cNvPicPr>
-                        </pic:nvPicPr>
-                        <pic:blipFill>
-                          <a:blip r:embed="rId7"/>
-                          <a:stretch>
-                            <a:fillRect/>
-                          </a:stretch>
-                        </pic:blipFill>
-                        <pic:spPr>
-                          <a:xfrm>
-                            <a:off x="0" y="0"/>
-                            <a:ext cx="2271123" cy="76775"/>
-                          </a:xfrm>
-                          <a:prstGeom prst="rect">
-                            <a:avLst/>
-                          </a:prstGeom>
-                        </pic:spPr>
-                      </pic:pic>
-                    </a:graphicData>
-                  </a:graphic>
-                </wp:inline>
-              </w:drawing>
             </w:r>
           </w:p>
           <w:p>
@@ -2827,90 +2843,112 @@
               <w:pStyle w:val="div"/>
               <w:spacing w:line="220" w:lineRule="exact"/>
               <w:rPr>
+                <w:rStyle w:val="documentlangSecfieldany"/>
+                <w:rFonts w:ascii="Georgia" w:eastAsia="Georgia" w:hAnsi="Georgia" w:cs="Georgia"/>
+                <w:color w:val="4A4A4A"/>
+                <w:sz w:val="20"/>
+                <w:szCs w:val="20"/>
+              </w:rPr>
+            </w:pPr>
+            <w:r>
+              <w:rPr>
+                <w:rStyle w:val="documentlangSecfieldany"/>
+                <w:rFonts w:ascii="Georgia" w:eastAsia="Georgia" w:hAnsi="Georgia" w:cs="Georgia"/>
+                <w:color w:val="4A4A4A"/>
+                <w:sz w:val="20"/>
+                <w:szCs w:val="20"/>
+              </w:rPr>
+              <w:t>Intermediate (B1)</w:t>
+            </w:r>
+          </w:p>
+          <w:p>
+            <w:pPr>
+              <w:pStyle w:val="div"/>
+              <w:spacing w:line="220" w:lineRule="exact"/>
+              <w:rPr>
+                <w:rStyle w:val="documentlangSecfieldany"/>
+                <w:rFonts w:ascii="Georgia" w:eastAsia="Georgia" w:hAnsi="Georgia" w:cs="Georgia"/>
+                <w:b/>
+                <w:bCs/>
+                <w:color w:val="4A4A4A"/>
+                <w:sz w:val="20"/>
+                <w:szCs w:val="20"/>
+              </w:rPr>
+            </w:pPr>
+          </w:p>
+          <w:p>
+            <w:pPr>
+              <w:pStyle w:val="div"/>
+              <w:spacing w:line="220" w:lineRule="exact"/>
+              <w:rPr>
                 <w:rStyle w:val="right-box"/>
                 <w:rFonts w:ascii="Georgia" w:eastAsia="Georgia" w:hAnsi="Georgia" w:cs="Georgia"/>
                 <w:color w:val="4A4A4A"/>
-                <w:sz w:val="18"/>
-                <w:szCs w:val="18"/>
-              </w:rPr>
-            </w:pPr>
+                <w:sz w:val="20"/>
+                <w:szCs w:val="20"/>
+              </w:rPr>
+            </w:pPr>
+            <w:r>
+              <w:rPr>
+                <w:rStyle w:val="documentlangSecfieldany"/>
+                <w:rFonts w:ascii="Georgia" w:eastAsia="Georgia" w:hAnsi="Georgia" w:cs="Georgia"/>
+                <w:b/>
+                <w:bCs/>
+                <w:color w:val="4A4A4A"/>
+                <w:sz w:val="20"/>
+                <w:szCs w:val="20"/>
+              </w:rPr>
+              <w:t>German</w:t>
+            </w:r>
+            <w:r>
+              <w:rPr>
+                <w:rStyle w:val="documentlangSecfieldany"/>
+                <w:rFonts w:ascii="Georgia" w:eastAsia="Georgia" w:hAnsi="Georgia" w:cs="Georgia"/>
+                <w:vanish/>
+                <w:color w:val="4A4A4A"/>
+                <w:sz w:val="20"/>
+                <w:szCs w:val="20"/>
+              </w:rPr>
+              <w:t xml:space="preserve"> :</w:t>
+            </w:r>
+            <w:r>
+              <w:rPr>
+                <w:rStyle w:val="right-box"/>
+                <w:rFonts w:ascii="Georgia" w:eastAsia="Georgia" w:hAnsi="Georgia" w:cs="Georgia"/>
+                <w:color w:val="4A4A4A"/>
+                <w:sz w:val="20"/>
+                <w:szCs w:val="20"/>
+              </w:rPr>
+              <w:t xml:space="preserve"> </w:t>
+            </w:r>
+          </w:p>
+          <w:p>
+            <w:pPr>
+              <w:pStyle w:val="div"/>
+              <w:spacing w:line="220" w:lineRule="exact"/>
+              <w:rPr>
+                <w:rStyle w:val="right-box"/>
+                <w:rFonts w:ascii="Georgia" w:eastAsia="Georgia" w:hAnsi="Georgia" w:cs="Georgia"/>
+                <w:color w:val="4A4A4A"/>
+                <w:sz w:val="18"/>
+                <w:szCs w:val="18"/>
+              </w:rPr>
+            </w:pPr>
+            <w:r>
+              <w:rPr>
+                <w:rStyle w:val="documentlangSecfieldany"/>
+                <w:rFonts w:ascii="Georgia" w:eastAsia="Georgia" w:hAnsi="Georgia" w:cs="Georgia"/>
+                <w:color w:val="4A4A4A"/>
+                <w:sz w:val="20"/>
+                <w:szCs w:val="20"/>
+              </w:rPr>
+              <w:t>Elementary (A2)</w:t>
+            </w:r>
             <w:r>
               <w:rPr>
                 <w:noProof/>
-                <w:sz w:val="36"/>
-                <w:szCs w:val="36"/>
-              </w:rPr>
-              <w:drawing>
-                <wp:anchor distT="0" distB="0" distL="114300" distR="114300" simplePos="0" relativeHeight="251659776" behindDoc="0" locked="0" layoutInCell="1" allowOverlap="1" wp14:anchorId="5D30C3AA" wp14:editId="551F46D1">
-                  <wp:simplePos x="0" y="0"/>
-                  <wp:positionH relativeFrom="margin">
-                    <wp:posOffset>368300</wp:posOffset>
-                  </wp:positionH>
-                  <wp:positionV relativeFrom="paragraph">
-                    <wp:posOffset>212725</wp:posOffset>
-                  </wp:positionV>
-                  <wp:extent cx="1556385" cy="2076450"/>
-                  <wp:effectExtent l="0" t="0" r="0" b="0"/>
-                  <wp:wrapSquare wrapText="bothSides"/>
-                  <wp:docPr id="2" name="Picture 2" descr="A person wearing a tie&#10;&#10;Description automatically generated with medium confidence"/>
-                  <wp:cNvGraphicFramePr>
-                    <a:graphicFrameLocks xmlns:a="http://schemas.openxmlformats.org/drawingml/2006/main" noChangeAspect="1"/>
-                  </wp:cNvGraphicFramePr>
-                  <a:graphic xmlns:a="http://schemas.openxmlformats.org/drawingml/2006/main">
-                    <a:graphicData uri="http://schemas.openxmlformats.org/drawingml/2006/picture">
-                      <pic:pic xmlns:pic="http://schemas.openxmlformats.org/drawingml/2006/picture">
-                        <pic:nvPicPr>
-                          <pic:cNvPr id="2" name="Picture 2" descr="A person wearing a tie&#10;&#10;Description automatically generated with medium confidence"/>
-                          <pic:cNvPicPr/>
-                        </pic:nvPicPr>
-                        <pic:blipFill>
-                          <a:blip r:embed="rId8" cstate="print">
-                            <a:extLst>
-                              <a:ext uri="{28A0092B-C50C-407E-A947-70E740481C1C}">
-                                <a14:useLocalDpi xmlns:a14="http://schemas.microsoft.com/office/drawing/2010/main" val="0"/>
-                              </a:ext>
-                            </a:extLst>
-                          </a:blip>
-                          <a:stretch>
-                            <a:fillRect/>
-                          </a:stretch>
-                        </pic:blipFill>
-                        <pic:spPr>
-                          <a:xfrm>
-                            <a:off x="0" y="0"/>
-                            <a:ext cx="1556385" cy="2076450"/>
-                          </a:xfrm>
-                          <a:prstGeom prst="rect">
-                            <a:avLst/>
-                          </a:prstGeom>
-                        </pic:spPr>
-                      </pic:pic>
-                    </a:graphicData>
-                  </a:graphic>
-                  <wp14:sizeRelH relativeFrom="margin">
-                    <wp14:pctWidth>0</wp14:pctWidth>
-                  </wp14:sizeRelH>
-                  <wp14:sizeRelV relativeFrom="margin">
-                    <wp14:pctHeight>0</wp14:pctHeight>
-                  </wp14:sizeRelV>
-                </wp:anchor>
-              </w:drawing>
-            </w:r>
-            <w:r>
-              <w:rPr>
-                <w:rStyle w:val="documentlangSecfieldany"/>
-                <w:rFonts w:ascii="Georgia" w:eastAsia="Georgia" w:hAnsi="Georgia" w:cs="Georgia"/>
-                <w:color w:val="4A4A4A"/>
-                <w:sz w:val="18"/>
-                <w:szCs w:val="18"/>
-              </w:rPr>
-              <w:t>Elementary (A2)</w:t>
-            </w:r>
-            <w:r>
-              <w:rPr>
-                <w:noProof/>
-                <w:sz w:val="36"/>
-                <w:szCs w:val="36"/>
+                <w:sz w:val="40"/>
+                <w:szCs w:val="40"/>
               </w:rPr>
               <w:t xml:space="preserve"> </w:t>
             </w:r>
@@ -2939,7 +2977,7 @@
 </file>
 
 <file path=word/numbering.xml><?xml version="1.0" encoding="utf-8"?>
-<w:numbering xmlns:wpc="http://schemas.microsoft.com/office/word/2010/wordprocessingCanvas" xmlns:cx="http://schemas.microsoft.com/office/drawing/2014/chartex" xmlns:cx1="http://schemas.microsoft.com/office/drawing/2015/9/8/chartex" xmlns:cx2="http://schemas.microsoft.com/office/drawing/2015/10/21/chartex" xmlns:cx3="http://schemas.microsoft.com/office/drawing/2016/5/9/chartex" xmlns:cx4="http://schemas.microsoft.com/office/drawing/2016/5/10/chartex" xmlns:cx5="http://schemas.microsoft.com/office/drawing/2016/5/11/chartex" xmlns:cx6="http://schemas.microsoft.com/office/drawing/2016/5/12/chartex" xmlns:cx7="http://schemas.microsoft.com/office/drawing/2016/5/13/chartex" xmlns:cx8="http://schemas.microsoft.com/office/drawing/2016/5/14/chartex" xmlns:mc="http://schemas.openxmlformats.org/markup-compatibility/2006" xmlns:aink="http://schemas.microsoft.com/office/drawing/2016/ink" xmlns:am3d="http://schemas.microsoft.com/office/drawing/2017/model3d" xmlns:o="urn:schemas-microsoft-com:office:office" xmlns:oel="http://schemas.microsoft.com/office/2019/extlst" xmlns:r="http://schemas.openxmlformats.org/officeDocument/2006/relationships" xmlns:m="http://schemas.openxmlformats.org/officeDocument/2006/math" xmlns:v="urn:schemas-microsoft-com:vml" xmlns:wp14="http://schemas.microsoft.com/office/word/2010/wordprocessingDrawing" xmlns:wp="http://schemas.openxmlformats.org/drawingml/2006/wordprocessingDrawing" xmlns:w10="urn:schemas-microsoft-com:office:word" xmlns:w="http://schemas.openxmlformats.org/wordprocessingml/2006/main" xmlns:w14="http://schemas.microsoft.com/office/word/2010/wordml" xmlns:w15="http://schemas.microsoft.com/office/word/2012/wordml" xmlns:w16cex="http://schemas.microsoft.com/office/word/2018/wordml/cex" xmlns:w16cid="http://schemas.microsoft.com/office/word/2016/wordml/cid" xmlns:w16="http://schemas.microsoft.com/office/word/2018/wordml" xmlns:w16du="http://schemas.microsoft.com/office/word/2023/wordml/word16du" xmlns:w16sdtdh="http://schemas.microsoft.com/office/word/2020/wordml/sdtdatahash" xmlns:w16se="http://schemas.microsoft.com/office/word/2015/wordml/symex" xmlns:wpg="http://schemas.microsoft.com/office/word/2010/wordprocessingGroup" xmlns:wpi="http://schemas.microsoft.com/office/word/2010/wordprocessingInk" xmlns:wne="http://schemas.microsoft.com/office/word/2006/wordml" xmlns:wps="http://schemas.microsoft.com/office/word/2010/wordprocessingShape" mc:Ignorable="w14 w15 w16se w16cid w16 w16cex w16sdtdh w16du wp14">
+<w:numbering xmlns:wpc="http://schemas.microsoft.com/office/word/2010/wordprocessingCanvas" xmlns:cx="http://schemas.microsoft.com/office/drawing/2014/chartex" xmlns:cx1="http://schemas.microsoft.com/office/drawing/2015/9/8/chartex" xmlns:cx2="http://schemas.microsoft.com/office/drawing/2015/10/21/chartex" xmlns:cx3="http://schemas.microsoft.com/office/drawing/2016/5/9/chartex" xmlns:cx4="http://schemas.microsoft.com/office/drawing/2016/5/10/chartex" xmlns:cx5="http://schemas.microsoft.com/office/drawing/2016/5/11/chartex" xmlns:cx6="http://schemas.microsoft.com/office/drawing/2016/5/12/chartex" xmlns:cx7="http://schemas.microsoft.com/office/drawing/2016/5/13/chartex" xmlns:cx8="http://schemas.microsoft.com/office/drawing/2016/5/14/chartex" xmlns:mc="http://schemas.openxmlformats.org/markup-compatibility/2006" xmlns:aink="http://schemas.microsoft.com/office/drawing/2016/ink" xmlns:am3d="http://schemas.microsoft.com/office/drawing/2017/model3d" xmlns:o="urn:schemas-microsoft-com:office:office" xmlns:oel="http://schemas.microsoft.com/office/2019/extlst" xmlns:r="http://schemas.openxmlformats.org/officeDocument/2006/relationships" xmlns:m="http://schemas.openxmlformats.org/officeDocument/2006/math" xmlns:v="urn:schemas-microsoft-com:vml" xmlns:wp14="http://schemas.microsoft.com/office/word/2010/wordprocessingDrawing" xmlns:wp="http://schemas.openxmlformats.org/drawingml/2006/wordprocessingDrawing" xmlns:w10="urn:schemas-microsoft-com:office:word" xmlns:w="http://schemas.openxmlformats.org/wordprocessingml/2006/main" xmlns:w14="http://schemas.microsoft.com/office/word/2010/wordml" xmlns:w15="http://schemas.microsoft.com/office/word/2012/wordml" xmlns:w16cex="http://schemas.microsoft.com/office/word/2018/wordml/cex" xmlns:w16cid="http://schemas.microsoft.com/office/word/2016/wordml/cid" xmlns:w16="http://schemas.microsoft.com/office/word/2018/wordml" xmlns:w16du="http://schemas.microsoft.com/office/word/2023/wordml/word16du" xmlns:w16sdtdh="http://schemas.microsoft.com/office/word/2020/wordml/sdtdatahash" xmlns:w16sdtfl="http://schemas.microsoft.com/office/word/2024/wordml/sdtformatlock" xmlns:w16se="http://schemas.microsoft.com/office/word/2015/wordml/symex" xmlns:wpg="http://schemas.microsoft.com/office/word/2010/wordprocessingGroup" xmlns:wpi="http://schemas.microsoft.com/office/word/2010/wordprocessingInk" xmlns:wne="http://schemas.microsoft.com/office/word/2006/wordml" xmlns:wps="http://schemas.microsoft.com/office/word/2010/wordprocessingShape" mc:Ignorable="w14 w15 w16se w16cid w16 w16cex w16sdtdh w16sdtfl w16du wp14">
   <w:abstractNum w:abstractNumId="0" w15:restartNumberingAfterBreak="0">
     <w:nsid w:val="00000001"/>
     <w:multiLevelType w:val="hybridMultilevel"/>
@@ -3364,7 +3402,7 @@
 </file>
 
 <file path=word/styles.xml><?xml version="1.0" encoding="utf-8"?>
-<w:styles xmlns:mc="http://schemas.openxmlformats.org/markup-compatibility/2006" xmlns:r="http://schemas.openxmlformats.org/officeDocument/2006/relationships" xmlns:w="http://schemas.openxmlformats.org/wordprocessingml/2006/main" xmlns:w14="http://schemas.microsoft.com/office/word/2010/wordml" xmlns:w15="http://schemas.microsoft.com/office/word/2012/wordml" xmlns:w16cex="http://schemas.microsoft.com/office/word/2018/wordml/cex" xmlns:w16cid="http://schemas.microsoft.com/office/word/2016/wordml/cid" xmlns:w16="http://schemas.microsoft.com/office/word/2018/wordml" xmlns:w16du="http://schemas.microsoft.com/office/word/2023/wordml/word16du" xmlns:w16sdtdh="http://schemas.microsoft.com/office/word/2020/wordml/sdtdatahash" xmlns:w16se="http://schemas.microsoft.com/office/word/2015/wordml/symex" mc:Ignorable="w14 w15 w16se w16cid w16 w16cex w16sdtdh w16du">
+<w:styles xmlns:mc="http://schemas.openxmlformats.org/markup-compatibility/2006" xmlns:r="http://schemas.openxmlformats.org/officeDocument/2006/relationships" xmlns:w="http://schemas.openxmlformats.org/wordprocessingml/2006/main" xmlns:w14="http://schemas.microsoft.com/office/word/2010/wordml" xmlns:w15="http://schemas.microsoft.com/office/word/2012/wordml" xmlns:w16cex="http://schemas.microsoft.com/office/word/2018/wordml/cex" xmlns:w16cid="http://schemas.microsoft.com/office/word/2016/wordml/cid" xmlns:w16="http://schemas.microsoft.com/office/word/2018/wordml" xmlns:w16du="http://schemas.microsoft.com/office/word/2023/wordml/word16du" xmlns:w16sdtdh="http://schemas.microsoft.com/office/word/2020/wordml/sdtdatahash" xmlns:w16sdtfl="http://schemas.microsoft.com/office/word/2024/wordml/sdtformatlock" xmlns:w16se="http://schemas.microsoft.com/office/word/2015/wordml/symex" mc:Ignorable="w14 w15 w16se w16cid w16 w16cex w16sdtdh w16sdtfl w16du">
   <w:docDefaults>
     <w:rPrDefault>
       <w:rPr>
